--- a/Modules/Module8/HOS08/HOS08A-2 - Submission.docx
+++ b/Modules/Module8/HOS08/HOS08A-2 - Submission.docx
@@ -1,6 +1,6 @@
 
 <file path=word/document.xml><?xml version="1.0" encoding="utf-8"?>
-<w:document xmlns:wpc="http://schemas.microsoft.com/office/word/2010/wordprocessingCanvas" xmlns:cx="http://schemas.microsoft.com/office/drawing/2014/chartex" xmlns:cx1="http://schemas.microsoft.com/office/drawing/2015/9/8/chartex" xmlns:cx2="http://schemas.microsoft.com/office/drawing/2015/10/21/chartex" xmlns:cx3="http://schemas.microsoft.com/office/drawing/2016/5/9/chartex" xmlns:cx4="http://schemas.microsoft.com/office/drawing/2016/5/10/chartex" xmlns:cx5="http://schemas.microsoft.com/office/drawing/2016/5/11/chartex" xmlns:cx6="http://schemas.microsoft.com/office/drawing/2016/5/12/chartex" xmlns:cx7="http://schemas.microsoft.com/office/drawing/2016/5/13/chartex" xmlns:cx8="http://schemas.microsoft.com/office/drawing/2016/5/14/chartex" xmlns:mc="http://schemas.openxmlformats.org/markup-compatibility/2006" xmlns:aink="http://schemas.microsoft.com/office/drawing/2016/ink" xmlns:am3d="http://schemas.microsoft.com/office/drawing/2017/model3d" xmlns:o="urn:schemas-microsoft-com:office:office" xmlns:oel="http://schemas.microsoft.com/office/2019/extlst" xmlns:r="http://schemas.openxmlformats.org/officeDocument/2006/relationships" xmlns:m="http://schemas.openxmlformats.org/officeDocument/2006/math" xmlns:v="urn:schemas-microsoft-com:vml" xmlns:wp14="http://schemas.microsoft.com/office/word/2010/wordprocessingDrawing" xmlns:wp="http://schemas.openxmlformats.org/drawingml/2006/wordprocessingDrawing" xmlns:w10="urn:schemas-microsoft-com:office:word" xmlns:w="http://schemas.openxmlformats.org/wordprocessingml/2006/main" xmlns:w14="http://schemas.microsoft.com/office/word/2010/wordml" xmlns:w15="http://schemas.microsoft.com/office/word/2012/wordml" xmlns:w16cex="http://schemas.microsoft.com/office/word/2018/wordml/cex" xmlns:w16cid="http://schemas.microsoft.com/office/word/2016/wordml/cid" xmlns:w16="http://schemas.microsoft.com/office/word/2018/wordml" xmlns:w16du="http://schemas.microsoft.com/office/word/2023/wordml/word16du" xmlns:w16sdtdh="http://schemas.microsoft.com/office/word/2020/wordml/sdtdatahash" xmlns:w16se="http://schemas.microsoft.com/office/word/2015/wordml/symex" xmlns:wpg="http://schemas.microsoft.com/office/word/2010/wordprocessingGroup" xmlns:wpi="http://schemas.microsoft.com/office/word/2010/wordprocessingInk" xmlns:wne="http://schemas.microsoft.com/office/word/2006/wordml" xmlns:wps="http://schemas.microsoft.com/office/word/2010/wordprocessingShape" mc:Ignorable="w14 w15 w16se w16cid w16 w16cex w16sdtdh w16du wp14">
+<w:document xmlns:wpc="http://schemas.microsoft.com/office/word/2010/wordprocessingCanvas" xmlns:cx="http://schemas.microsoft.com/office/drawing/2014/chartex" xmlns:cx1="http://schemas.microsoft.com/office/drawing/2015/9/8/chartex" xmlns:cx2="http://schemas.microsoft.com/office/drawing/2015/10/21/chartex" xmlns:cx3="http://schemas.microsoft.com/office/drawing/2016/5/9/chartex" xmlns:cx4="http://schemas.microsoft.com/office/drawing/2016/5/10/chartex" xmlns:cx5="http://schemas.microsoft.com/office/drawing/2016/5/11/chartex" xmlns:cx6="http://schemas.microsoft.com/office/drawing/2016/5/12/chartex" xmlns:cx7="http://schemas.microsoft.com/office/drawing/2016/5/13/chartex" xmlns:cx8="http://schemas.microsoft.com/office/drawing/2016/5/14/chartex" xmlns:mc="http://schemas.openxmlformats.org/markup-compatibility/2006" xmlns:aink="http://schemas.microsoft.com/office/drawing/2016/ink" xmlns:am3d="http://schemas.microsoft.com/office/drawing/2017/model3d" xmlns:o="urn:schemas-microsoft-com:office:office" xmlns:oel="http://schemas.microsoft.com/office/2019/extlst" xmlns:r="http://schemas.openxmlformats.org/officeDocument/2006/relationships" xmlns:m="http://schemas.openxmlformats.org/officeDocument/2006/math" xmlns:v="urn:schemas-microsoft-com:vml" xmlns:wp14="http://schemas.microsoft.com/office/word/2010/wordprocessingDrawing" xmlns:wp="http://schemas.openxmlformats.org/drawingml/2006/wordprocessingDrawing" xmlns:w10="urn:schemas-microsoft-com:office:word" xmlns:w="http://schemas.openxmlformats.org/wordprocessingml/2006/main" xmlns:w14="http://schemas.microsoft.com/office/word/2010/wordml" xmlns:w15="http://schemas.microsoft.com/office/word/2012/wordml" xmlns:w16cex="http://schemas.microsoft.com/office/word/2018/wordml/cex" xmlns:w16cid="http://schemas.microsoft.com/office/word/2016/wordml/cid" xmlns:w16="http://schemas.microsoft.com/office/word/2018/wordml" xmlns:w16du="http://schemas.microsoft.com/office/word/2023/wordml/word16du" xmlns:w16sdtdh="http://schemas.microsoft.com/office/word/2020/wordml/sdtdatahash" xmlns:w16sdtfl="http://schemas.microsoft.com/office/word/2024/wordml/sdtformatlock" xmlns:w16se="http://schemas.microsoft.com/office/word/2015/wordml/symex" xmlns:wpg="http://schemas.microsoft.com/office/word/2010/wordprocessingGroup" xmlns:wpi="http://schemas.microsoft.com/office/word/2010/wordprocessingInk" xmlns:wne="http://schemas.microsoft.com/office/word/2006/wordml" xmlns:wps="http://schemas.microsoft.com/office/word/2010/wordprocessingShape" mc:Ignorable="w14 w15 w16se w16cid w16 w16cex w16sdtdh w16sdtfl w16du wp14">
   <w:body>
     <w:p>
       <w:pPr>
@@ -9,7 +9,7 @@
         <w:jc w:val="center"/>
         <w:textAlignment w:val="baseline"/>
         <w:rPr>
-          <w:rFonts w:asciiTheme="minorHAnsi" w:hAnsiTheme="minorHAnsi" w:eastAsiaTheme="minorEastAsia" w:cstheme="minorHAnsi"/>
+          <w:rFonts w:asciiTheme="minorHAnsi" w:eastAsiaTheme="minorEastAsia" w:hAnsiTheme="minorHAnsi" w:cstheme="minorHAnsi"/>
           <w:b/>
           <w:bCs/>
           <w:sz w:val="22"/>
@@ -19,7 +19,7 @@
       <w:r>
         <w:rPr>
           <w:rStyle w:val="normaltextrun"/>
-          <w:rFonts w:asciiTheme="minorHAnsi" w:hAnsiTheme="minorHAnsi" w:eastAsiaTheme="minorEastAsia" w:cstheme="minorHAnsi"/>
+          <w:rFonts w:asciiTheme="minorHAnsi" w:eastAsiaTheme="minorEastAsia" w:hAnsiTheme="minorHAnsi" w:cstheme="minorHAnsi"/>
           <w:b/>
           <w:bCs/>
           <w:color w:val="000000" w:themeColor="text1"/>
@@ -118,76 +118,62 @@
       <w:pPr>
         <w:spacing w:after="0" w:line="240" w:lineRule="auto"/>
         <w:rPr>
-          <w:rFonts w:eastAsia="맑은 고딕" w:cs="Calibri" w:eastAsiaTheme="minorEastAsia" w:cstheme="minorAscii"/>
+          <w:rFonts w:eastAsiaTheme="minorEastAsia"/>
           <w:lang w:eastAsia="zh-CN"/>
         </w:rPr>
       </w:pPr>
       <w:r>
         <w:rPr>
-          <w:rFonts w:eastAsia="맑은 고딕" w:cs="Calibri" w:eastAsiaTheme="minorEastAsia" w:cstheme="minorAscii"/>
+          <w:rFonts w:eastAsiaTheme="minorEastAsia"/>
           <w:lang w:eastAsia="zh-CN"/>
         </w:rPr>
         <w:t xml:space="preserve">Please capture the screenshots </w:t>
       </w:r>
       <w:r>
         <w:rPr>
-          <w:rFonts w:eastAsia="맑은 고딕" w:cs="Calibri" w:eastAsiaTheme="minorEastAsia" w:cstheme="minorAscii"/>
+          <w:rFonts w:eastAsiaTheme="minorEastAsia"/>
           <w:lang w:eastAsia="zh-CN"/>
         </w:rPr>
         <w:t xml:space="preserve">from the </w:t>
       </w:r>
       <w:r>
         <w:rPr>
-          <w:rFonts w:eastAsia="맑은 고딕" w:cs="Calibri" w:eastAsiaTheme="minorEastAsia" w:cstheme="minorAscii"/>
+          <w:rFonts w:eastAsiaTheme="minorEastAsia"/>
           <w:lang w:eastAsia="zh-CN"/>
         </w:rPr>
         <w:t>specified s</w:t>
       </w:r>
       <w:r>
         <w:rPr>
-          <w:rFonts w:eastAsia="맑은 고딕" w:cs="Calibri" w:eastAsiaTheme="minorEastAsia" w:cstheme="minorAscii"/>
+          <w:rFonts w:eastAsiaTheme="minorEastAsia"/>
           <w:lang w:eastAsia="zh-CN"/>
         </w:rPr>
         <w:t xml:space="preserve">teps </w:t>
       </w:r>
       <w:r>
         <w:rPr>
-          <w:rFonts w:eastAsia="맑은 고딕" w:cs="Calibri" w:eastAsiaTheme="minorEastAsia" w:cstheme="minorAscii"/>
+          <w:rFonts w:eastAsiaTheme="minorEastAsia"/>
           <w:lang w:eastAsia="zh-CN"/>
         </w:rPr>
-        <w:t xml:space="preserve">of the </w:t>
-      </w:r>
-      <w:r>
-        <w:rPr>
-          <w:rFonts w:eastAsia="맑은 고딕" w:cs="Calibri" w:eastAsiaTheme="minorEastAsia" w:cstheme="minorAscii"/>
+        <w:t xml:space="preserve">of the HOS08A-2 exercise </w:t>
+      </w:r>
+      <w:r>
+        <w:rPr>
+          <w:rFonts w:eastAsiaTheme="minorEastAsia"/>
           <w:lang w:eastAsia="zh-CN"/>
         </w:rPr>
-        <w:t>HOS0</w:t>
-      </w:r>
-      <w:r>
-        <w:rPr>
-          <w:rFonts w:eastAsia="맑은 고딕" w:cs="Calibri" w:eastAsiaTheme="minorEastAsia" w:cstheme="minorAscii"/>
+        <w:t>into this document</w:t>
+      </w:r>
+      <w:r>
+        <w:rPr>
+          <w:rFonts w:eastAsiaTheme="minorEastAsia"/>
           <w:lang w:eastAsia="zh-CN"/>
         </w:rPr>
-        <w:t xml:space="preserve">8A-2 exercise </w:t>
-      </w:r>
-      <w:r>
-        <w:rPr>
-          <w:rFonts w:eastAsia="맑은 고딕" w:cs="Calibri" w:eastAsiaTheme="minorEastAsia" w:cstheme="minorAscii"/>
-          <w:lang w:eastAsia="zh-CN"/>
-        </w:rPr>
-        <w:t>into this document</w:t>
-      </w:r>
-      <w:r>
-        <w:rPr>
-          <w:rFonts w:eastAsia="맑은 고딕" w:cs="Calibri" w:eastAsiaTheme="minorEastAsia" w:cstheme="minorAscii"/>
-          <w:lang w:eastAsia="zh-CN"/>
-        </w:rPr>
         <w:t>. Save</w:t>
       </w:r>
       <w:r>
         <w:rPr>
-          <w:rFonts w:eastAsia="맑은 고딕" w:cs="Calibri" w:eastAsiaTheme="minorEastAsia" w:cstheme="minorAscii"/>
+          <w:rFonts w:eastAsiaTheme="minorEastAsia"/>
           <w:color w:val="FF0000"/>
           <w:lang w:eastAsia="zh-CN"/>
         </w:rPr>
@@ -195,7 +181,7 @@
       </w:r>
       <w:r>
         <w:rPr>
-          <w:rFonts w:eastAsia="맑은 고딕" w:cs="Calibri" w:eastAsiaTheme="minorEastAsia" w:cstheme="minorAscii"/>
+          <w:rFonts w:eastAsiaTheme="minorEastAsia"/>
           <w:lang w:eastAsia="zh-CN"/>
         </w:rPr>
         <w:t>.</w:t>
@@ -316,6 +302,46 @@
           <w:rFonts w:cstheme="minorHAnsi"/>
         </w:rPr>
       </w:pPr>
+      <w:r>
+        <w:rPr>
+          <w:rFonts w:cstheme="minorHAnsi"/>
+        </w:rPr>
+        <w:drawing>
+          <wp:inline distT="0" distB="0" distL="0" distR="0" wp14:anchorId="5D570A21" wp14:editId="165919A4">
+            <wp:extent cx="5943600" cy="3869690"/>
+            <wp:effectExtent l="0" t="0" r="0" b="3810"/>
+            <wp:docPr id="139712367" name="Picture 1"/>
+            <wp:cNvGraphicFramePr>
+              <a:graphicFrameLocks xmlns:a="http://schemas.openxmlformats.org/drawingml/2006/main" noChangeAspect="1"/>
+            </wp:cNvGraphicFramePr>
+            <a:graphic xmlns:a="http://schemas.openxmlformats.org/drawingml/2006/main">
+              <a:graphicData uri="http://schemas.openxmlformats.org/drawingml/2006/picture">
+                <pic:pic xmlns:pic="http://schemas.openxmlformats.org/drawingml/2006/picture">
+                  <pic:nvPicPr>
+                    <pic:cNvPr id="139712367" name=""/>
+                    <pic:cNvPicPr/>
+                  </pic:nvPicPr>
+                  <pic:blipFill>
+                    <a:blip r:embed="rId7"/>
+                    <a:stretch>
+                      <a:fillRect/>
+                    </a:stretch>
+                  </pic:blipFill>
+                  <pic:spPr>
+                    <a:xfrm>
+                      <a:off x="0" y="0"/>
+                      <a:ext cx="5943600" cy="3869690"/>
+                    </a:xfrm>
+                    <a:prstGeom prst="rect">
+                      <a:avLst/>
+                    </a:prstGeom>
+                  </pic:spPr>
+                </pic:pic>
+              </a:graphicData>
+            </a:graphic>
+          </wp:inline>
+        </w:drawing>
+      </w:r>
     </w:p>
     <w:p>
       <w:pPr>
@@ -346,6 +372,47 @@
           <w:rFonts w:cstheme="minorHAnsi"/>
         </w:rPr>
       </w:pPr>
+      <w:r>
+        <w:rPr>
+          <w:rFonts w:cstheme="minorHAnsi"/>
+        </w:rPr>
+        <w:lastRenderedPageBreak/>
+        <w:drawing>
+          <wp:inline distT="0" distB="0" distL="0" distR="0" wp14:anchorId="008080BE" wp14:editId="5E60DF83">
+            <wp:extent cx="5943600" cy="3869690"/>
+            <wp:effectExtent l="0" t="0" r="0" b="3810"/>
+            <wp:docPr id="1324932001" name="Picture 1"/>
+            <wp:cNvGraphicFramePr>
+              <a:graphicFrameLocks xmlns:a="http://schemas.openxmlformats.org/drawingml/2006/main" noChangeAspect="1"/>
+            </wp:cNvGraphicFramePr>
+            <a:graphic xmlns:a="http://schemas.openxmlformats.org/drawingml/2006/main">
+              <a:graphicData uri="http://schemas.openxmlformats.org/drawingml/2006/picture">
+                <pic:pic xmlns:pic="http://schemas.openxmlformats.org/drawingml/2006/picture">
+                  <pic:nvPicPr>
+                    <pic:cNvPr id="1324932001" name=""/>
+                    <pic:cNvPicPr/>
+                  </pic:nvPicPr>
+                  <pic:blipFill>
+                    <a:blip r:embed="rId8"/>
+                    <a:stretch>
+                      <a:fillRect/>
+                    </a:stretch>
+                  </pic:blipFill>
+                  <pic:spPr>
+                    <a:xfrm>
+                      <a:off x="0" y="0"/>
+                      <a:ext cx="5943600" cy="3869690"/>
+                    </a:xfrm>
+                    <a:prstGeom prst="rect">
+                      <a:avLst/>
+                    </a:prstGeom>
+                  </pic:spPr>
+                </pic:pic>
+              </a:graphicData>
+            </a:graphic>
+          </wp:inline>
+        </w:drawing>
+      </w:r>
     </w:p>
     <w:p>
       <w:pPr>
@@ -402,16 +469,58 @@
     <w:p>
       <w:pPr>
         <w:spacing w:after="0" w:line="240" w:lineRule="auto"/>
-        <w:jc w:val="center"/>
         <w:rPr>
           <w:rFonts w:ascii="Times New Roman" w:hAnsi="Times New Roman" w:cs="Times New Roman"/>
           <w:sz w:val="24"/>
           <w:szCs w:val="24"/>
         </w:rPr>
       </w:pPr>
+      <w:r>
+        <w:rPr>
+          <w:rFonts w:ascii="Times New Roman" w:hAnsi="Times New Roman" w:cs="Times New Roman"/>
+          <w:sz w:val="24"/>
+          <w:szCs w:val="24"/>
+        </w:rPr>
+        <w:lastRenderedPageBreak/>
+        <w:drawing>
+          <wp:inline distT="0" distB="0" distL="0" distR="0" wp14:anchorId="485FA08B" wp14:editId="3ADB3805">
+            <wp:extent cx="5943600" cy="3869690"/>
+            <wp:effectExtent l="0" t="0" r="0" b="3810"/>
+            <wp:docPr id="936497867" name="Picture 1"/>
+            <wp:cNvGraphicFramePr>
+              <a:graphicFrameLocks xmlns:a="http://schemas.openxmlformats.org/drawingml/2006/main" noChangeAspect="1"/>
+            </wp:cNvGraphicFramePr>
+            <a:graphic xmlns:a="http://schemas.openxmlformats.org/drawingml/2006/main">
+              <a:graphicData uri="http://schemas.openxmlformats.org/drawingml/2006/picture">
+                <pic:pic xmlns:pic="http://schemas.openxmlformats.org/drawingml/2006/picture">
+                  <pic:nvPicPr>
+                    <pic:cNvPr id="936497867" name=""/>
+                    <pic:cNvPicPr/>
+                  </pic:nvPicPr>
+                  <pic:blipFill>
+                    <a:blip r:embed="rId9"/>
+                    <a:stretch>
+                      <a:fillRect/>
+                    </a:stretch>
+                  </pic:blipFill>
+                  <pic:spPr>
+                    <a:xfrm>
+                      <a:off x="0" y="0"/>
+                      <a:ext cx="5943600" cy="3869690"/>
+                    </a:xfrm>
+                    <a:prstGeom prst="rect">
+                      <a:avLst/>
+                    </a:prstGeom>
+                  </pic:spPr>
+                </pic:pic>
+              </a:graphicData>
+            </a:graphic>
+          </wp:inline>
+        </w:drawing>
+      </w:r>
     </w:p>
     <w:sectPr>
-      <w:pgSz w:w="12240" w:h="15840" w:orient="portrait"/>
+      <w:pgSz w:w="12240" w:h="15840"/>
       <w:pgMar w:top="1440" w:right="1440" w:bottom="1170" w:left="1440" w:header="720" w:footer="720" w:gutter="0"/>
       <w:cols w:space="720"/>
       <w:docGrid w:linePitch="360"/>
@@ -421,7 +530,7 @@
 </file>
 
 <file path=word/endnotes.xml><?xml version="1.0" encoding="utf-8"?>
-<w:endnotes xmlns:wpc="http://schemas.microsoft.com/office/word/2010/wordprocessingCanvas" xmlns:cx="http://schemas.microsoft.com/office/drawing/2014/chartex" xmlns:cx1="http://schemas.microsoft.com/office/drawing/2015/9/8/chartex" xmlns:cx2="http://schemas.microsoft.com/office/drawing/2015/10/21/chartex" xmlns:cx3="http://schemas.microsoft.com/office/drawing/2016/5/9/chartex" xmlns:cx4="http://schemas.microsoft.com/office/drawing/2016/5/10/chartex" xmlns:cx5="http://schemas.microsoft.com/office/drawing/2016/5/11/chartex" xmlns:cx6="http://schemas.microsoft.com/office/drawing/2016/5/12/chartex" xmlns:cx7="http://schemas.microsoft.com/office/drawing/2016/5/13/chartex" xmlns:cx8="http://schemas.microsoft.com/office/drawing/2016/5/14/chartex" xmlns:mc="http://schemas.openxmlformats.org/markup-compatibility/2006" xmlns:aink="http://schemas.microsoft.com/office/drawing/2016/ink" xmlns:am3d="http://schemas.microsoft.com/office/drawing/2017/model3d" xmlns:o="urn:schemas-microsoft-com:office:office" xmlns:oel="http://schemas.microsoft.com/office/2019/extlst" xmlns:r="http://schemas.openxmlformats.org/officeDocument/2006/relationships" xmlns:m="http://schemas.openxmlformats.org/officeDocument/2006/math" xmlns:v="urn:schemas-microsoft-com:vml" xmlns:wp14="http://schemas.microsoft.com/office/word/2010/wordprocessingDrawing" xmlns:wp="http://schemas.openxmlformats.org/drawingml/2006/wordprocessingDrawing" xmlns:w10="urn:schemas-microsoft-com:office:word" xmlns:w="http://schemas.openxmlformats.org/wordprocessingml/2006/main" xmlns:w14="http://schemas.microsoft.com/office/word/2010/wordml" xmlns:w15="http://schemas.microsoft.com/office/word/2012/wordml" xmlns:w16cex="http://schemas.microsoft.com/office/word/2018/wordml/cex" xmlns:w16cid="http://schemas.microsoft.com/office/word/2016/wordml/cid" xmlns:w16="http://schemas.microsoft.com/office/word/2018/wordml" xmlns:w16du="http://schemas.microsoft.com/office/word/2023/wordml/word16du" xmlns:w16sdtdh="http://schemas.microsoft.com/office/word/2020/wordml/sdtdatahash" xmlns:w16se="http://schemas.microsoft.com/office/word/2015/wordml/symex" xmlns:wpg="http://schemas.microsoft.com/office/word/2010/wordprocessingGroup" xmlns:wpi="http://schemas.microsoft.com/office/word/2010/wordprocessingInk" xmlns:wne="http://schemas.microsoft.com/office/word/2006/wordml" xmlns:wps="http://schemas.microsoft.com/office/word/2010/wordprocessingShape" mc:Ignorable="w14 w15 w16se w16cid w16 w16cex w16sdtdh w16du wp14">
+<w:endnotes xmlns:wpc="http://schemas.microsoft.com/office/word/2010/wordprocessingCanvas" xmlns:cx="http://schemas.microsoft.com/office/drawing/2014/chartex" xmlns:cx1="http://schemas.microsoft.com/office/drawing/2015/9/8/chartex" xmlns:cx2="http://schemas.microsoft.com/office/drawing/2015/10/21/chartex" xmlns:cx3="http://schemas.microsoft.com/office/drawing/2016/5/9/chartex" xmlns:cx4="http://schemas.microsoft.com/office/drawing/2016/5/10/chartex" xmlns:cx5="http://schemas.microsoft.com/office/drawing/2016/5/11/chartex" xmlns:cx6="http://schemas.microsoft.com/office/drawing/2016/5/12/chartex" xmlns:cx7="http://schemas.microsoft.com/office/drawing/2016/5/13/chartex" xmlns:cx8="http://schemas.microsoft.com/office/drawing/2016/5/14/chartex" xmlns:mc="http://schemas.openxmlformats.org/markup-compatibility/2006" xmlns:aink="http://schemas.microsoft.com/office/drawing/2016/ink" xmlns:am3d="http://schemas.microsoft.com/office/drawing/2017/model3d" xmlns:o="urn:schemas-microsoft-com:office:office" xmlns:oel="http://schemas.microsoft.com/office/2019/extlst" xmlns:r="http://schemas.openxmlformats.org/officeDocument/2006/relationships" xmlns:m="http://schemas.openxmlformats.org/officeDocument/2006/math" xmlns:v="urn:schemas-microsoft-com:vml" xmlns:wp14="http://schemas.microsoft.com/office/word/2010/wordprocessingDrawing" xmlns:wp="http://schemas.openxmlformats.org/drawingml/2006/wordprocessingDrawing" xmlns:w10="urn:schemas-microsoft-com:office:word" xmlns:w="http://schemas.openxmlformats.org/wordprocessingml/2006/main" xmlns:w14="http://schemas.microsoft.com/office/word/2010/wordml" xmlns:w15="http://schemas.microsoft.com/office/word/2012/wordml" xmlns:w16cex="http://schemas.microsoft.com/office/word/2018/wordml/cex" xmlns:w16cid="http://schemas.microsoft.com/office/word/2016/wordml/cid" xmlns:w16="http://schemas.microsoft.com/office/word/2018/wordml" xmlns:w16du="http://schemas.microsoft.com/office/word/2023/wordml/word16du" xmlns:w16sdtdh="http://schemas.microsoft.com/office/word/2020/wordml/sdtdatahash" xmlns:w16sdtfl="http://schemas.microsoft.com/office/word/2024/wordml/sdtformatlock" xmlns:w16se="http://schemas.microsoft.com/office/word/2015/wordml/symex" xmlns:wpg="http://schemas.microsoft.com/office/word/2010/wordprocessingGroup" xmlns:wpi="http://schemas.microsoft.com/office/word/2010/wordprocessingInk" xmlns:wne="http://schemas.microsoft.com/office/word/2006/wordml" xmlns:wps="http://schemas.microsoft.com/office/word/2010/wordprocessingShape" mc:Ignorable="w14 w15 w16se w16cid w16 w16cex w16sdtdh w16sdtfl w16du wp14">
   <w:endnote w:type="separator" w:id="-1">
     <w:p>
       <w:pPr>
@@ -446,7 +555,7 @@
 </file>
 
 <file path=word/footnotes.xml><?xml version="1.0" encoding="utf-8"?>
-<w:footnotes xmlns:wpc="http://schemas.microsoft.com/office/word/2010/wordprocessingCanvas" xmlns:cx="http://schemas.microsoft.com/office/drawing/2014/chartex" xmlns:cx1="http://schemas.microsoft.com/office/drawing/2015/9/8/chartex" xmlns:cx2="http://schemas.microsoft.com/office/drawing/2015/10/21/chartex" xmlns:cx3="http://schemas.microsoft.com/office/drawing/2016/5/9/chartex" xmlns:cx4="http://schemas.microsoft.com/office/drawing/2016/5/10/chartex" xmlns:cx5="http://schemas.microsoft.com/office/drawing/2016/5/11/chartex" xmlns:cx6="http://schemas.microsoft.com/office/drawing/2016/5/12/chartex" xmlns:cx7="http://schemas.microsoft.com/office/drawing/2016/5/13/chartex" xmlns:cx8="http://schemas.microsoft.com/office/drawing/2016/5/14/chartex" xmlns:mc="http://schemas.openxmlformats.org/markup-compatibility/2006" xmlns:aink="http://schemas.microsoft.com/office/drawing/2016/ink" xmlns:am3d="http://schemas.microsoft.com/office/drawing/2017/model3d" xmlns:o="urn:schemas-microsoft-com:office:office" xmlns:oel="http://schemas.microsoft.com/office/2019/extlst" xmlns:r="http://schemas.openxmlformats.org/officeDocument/2006/relationships" xmlns:m="http://schemas.openxmlformats.org/officeDocument/2006/math" xmlns:v="urn:schemas-microsoft-com:vml" xmlns:wp14="http://schemas.microsoft.com/office/word/2010/wordprocessingDrawing" xmlns:wp="http://schemas.openxmlformats.org/drawingml/2006/wordprocessingDrawing" xmlns:w10="urn:schemas-microsoft-com:office:word" xmlns:w="http://schemas.openxmlformats.org/wordprocessingml/2006/main" xmlns:w14="http://schemas.microsoft.com/office/word/2010/wordml" xmlns:w15="http://schemas.microsoft.com/office/word/2012/wordml" xmlns:w16cex="http://schemas.microsoft.com/office/word/2018/wordml/cex" xmlns:w16cid="http://schemas.microsoft.com/office/word/2016/wordml/cid" xmlns:w16="http://schemas.microsoft.com/office/word/2018/wordml" xmlns:w16du="http://schemas.microsoft.com/office/word/2023/wordml/word16du" xmlns:w16sdtdh="http://schemas.microsoft.com/office/word/2020/wordml/sdtdatahash" xmlns:w16se="http://schemas.microsoft.com/office/word/2015/wordml/symex" xmlns:wpg="http://schemas.microsoft.com/office/word/2010/wordprocessingGroup" xmlns:wpi="http://schemas.microsoft.com/office/word/2010/wordprocessingInk" xmlns:wne="http://schemas.microsoft.com/office/word/2006/wordml" xmlns:wps="http://schemas.microsoft.com/office/word/2010/wordprocessingShape" mc:Ignorable="w14 w15 w16se w16cid w16 w16cex w16sdtdh w16du wp14">
+<w:footnotes xmlns:wpc="http://schemas.microsoft.com/office/word/2010/wordprocessingCanvas" xmlns:cx="http://schemas.microsoft.com/office/drawing/2014/chartex" xmlns:cx1="http://schemas.microsoft.com/office/drawing/2015/9/8/chartex" xmlns:cx2="http://schemas.microsoft.com/office/drawing/2015/10/21/chartex" xmlns:cx3="http://schemas.microsoft.com/office/drawing/2016/5/9/chartex" xmlns:cx4="http://schemas.microsoft.com/office/drawing/2016/5/10/chartex" xmlns:cx5="http://schemas.microsoft.com/office/drawing/2016/5/11/chartex" xmlns:cx6="http://schemas.microsoft.com/office/drawing/2016/5/12/chartex" xmlns:cx7="http://schemas.microsoft.com/office/drawing/2016/5/13/chartex" xmlns:cx8="http://schemas.microsoft.com/office/drawing/2016/5/14/chartex" xmlns:mc="http://schemas.openxmlformats.org/markup-compatibility/2006" xmlns:aink="http://schemas.microsoft.com/office/drawing/2016/ink" xmlns:am3d="http://schemas.microsoft.com/office/drawing/2017/model3d" xmlns:o="urn:schemas-microsoft-com:office:office" xmlns:oel="http://schemas.microsoft.com/office/2019/extlst" xmlns:r="http://schemas.openxmlformats.org/officeDocument/2006/relationships" xmlns:m="http://schemas.openxmlformats.org/officeDocument/2006/math" xmlns:v="urn:schemas-microsoft-com:vml" xmlns:wp14="http://schemas.microsoft.com/office/word/2010/wordprocessingDrawing" xmlns:wp="http://schemas.openxmlformats.org/drawingml/2006/wordprocessingDrawing" xmlns:w10="urn:schemas-microsoft-com:office:word" xmlns:w="http://schemas.openxmlformats.org/wordprocessingml/2006/main" xmlns:w14="http://schemas.microsoft.com/office/word/2010/wordml" xmlns:w15="http://schemas.microsoft.com/office/word/2012/wordml" xmlns:w16cex="http://schemas.microsoft.com/office/word/2018/wordml/cex" xmlns:w16cid="http://schemas.microsoft.com/office/word/2016/wordml/cid" xmlns:w16="http://schemas.microsoft.com/office/word/2018/wordml" xmlns:w16du="http://schemas.microsoft.com/office/word/2023/wordml/word16du" xmlns:w16sdtdh="http://schemas.microsoft.com/office/word/2020/wordml/sdtdatahash" xmlns:w16sdtfl="http://schemas.microsoft.com/office/word/2024/wordml/sdtformatlock" xmlns:w16se="http://schemas.microsoft.com/office/word/2015/wordml/symex" xmlns:wpg="http://schemas.microsoft.com/office/word/2010/wordprocessingGroup" xmlns:wpi="http://schemas.microsoft.com/office/word/2010/wordprocessingInk" xmlns:wne="http://schemas.microsoft.com/office/word/2006/wordml" xmlns:wps="http://schemas.microsoft.com/office/word/2010/wordprocessingShape" mc:Ignorable="w14 w15 w16se w16cid w16 w16cex w16sdtdh w16sdtfl w16du wp14">
   <w:footnote w:type="separator" w:id="-1">
     <w:p>
       <w:pPr>
@@ -471,7 +580,7 @@
 </file>
 
 <file path=word/numbering.xml><?xml version="1.0" encoding="utf-8"?>
-<w:numbering xmlns:wpc="http://schemas.microsoft.com/office/word/2010/wordprocessingCanvas" xmlns:cx="http://schemas.microsoft.com/office/drawing/2014/chartex" xmlns:cx1="http://schemas.microsoft.com/office/drawing/2015/9/8/chartex" xmlns:cx2="http://schemas.microsoft.com/office/drawing/2015/10/21/chartex" xmlns:cx3="http://schemas.microsoft.com/office/drawing/2016/5/9/chartex" xmlns:cx4="http://schemas.microsoft.com/office/drawing/2016/5/10/chartex" xmlns:cx5="http://schemas.microsoft.com/office/drawing/2016/5/11/chartex" xmlns:cx6="http://schemas.microsoft.com/office/drawing/2016/5/12/chartex" xmlns:cx7="http://schemas.microsoft.com/office/drawing/2016/5/13/chartex" xmlns:cx8="http://schemas.microsoft.com/office/drawing/2016/5/14/chartex" xmlns:mc="http://schemas.openxmlformats.org/markup-compatibility/2006" xmlns:aink="http://schemas.microsoft.com/office/drawing/2016/ink" xmlns:am3d="http://schemas.microsoft.com/office/drawing/2017/model3d" xmlns:o="urn:schemas-microsoft-com:office:office" xmlns:oel="http://schemas.microsoft.com/office/2019/extlst" xmlns:r="http://schemas.openxmlformats.org/officeDocument/2006/relationships" xmlns:m="http://schemas.openxmlformats.org/officeDocument/2006/math" xmlns:v="urn:schemas-microsoft-com:vml" xmlns:wp14="http://schemas.microsoft.com/office/word/2010/wordprocessingDrawing" xmlns:wp="http://schemas.openxmlformats.org/drawingml/2006/wordprocessingDrawing" xmlns:w10="urn:schemas-microsoft-com:office:word" xmlns:w="http://schemas.openxmlformats.org/wordprocessingml/2006/main" xmlns:w14="http://schemas.microsoft.com/office/word/2010/wordml" xmlns:w15="http://schemas.microsoft.com/office/word/2012/wordml" xmlns:w16cex="http://schemas.microsoft.com/office/word/2018/wordml/cex" xmlns:w16cid="http://schemas.microsoft.com/office/word/2016/wordml/cid" xmlns:w16="http://schemas.microsoft.com/office/word/2018/wordml" xmlns:w16du="http://schemas.microsoft.com/office/word/2023/wordml/word16du" xmlns:w16sdtdh="http://schemas.microsoft.com/office/word/2020/wordml/sdtdatahash" xmlns:w16se="http://schemas.microsoft.com/office/word/2015/wordml/symex" xmlns:wpg="http://schemas.microsoft.com/office/word/2010/wordprocessingGroup" xmlns:wpi="http://schemas.microsoft.com/office/word/2010/wordprocessingInk" xmlns:wne="http://schemas.microsoft.com/office/word/2006/wordml" xmlns:wps="http://schemas.microsoft.com/office/word/2010/wordprocessingShape" mc:Ignorable="w14 w15 w16se w16cid w16 w16cex w16sdtdh w16du wp14">
+<w:numbering xmlns:wpc="http://schemas.microsoft.com/office/word/2010/wordprocessingCanvas" xmlns:cx="http://schemas.microsoft.com/office/drawing/2014/chartex" xmlns:cx1="http://schemas.microsoft.com/office/drawing/2015/9/8/chartex" xmlns:cx2="http://schemas.microsoft.com/office/drawing/2015/10/21/chartex" xmlns:cx3="http://schemas.microsoft.com/office/drawing/2016/5/9/chartex" xmlns:cx4="http://schemas.microsoft.com/office/drawing/2016/5/10/chartex" xmlns:cx5="http://schemas.microsoft.com/office/drawing/2016/5/11/chartex" xmlns:cx6="http://schemas.microsoft.com/office/drawing/2016/5/12/chartex" xmlns:cx7="http://schemas.microsoft.com/office/drawing/2016/5/13/chartex" xmlns:cx8="http://schemas.microsoft.com/office/drawing/2016/5/14/chartex" xmlns:mc="http://schemas.openxmlformats.org/markup-compatibility/2006" xmlns:aink="http://schemas.microsoft.com/office/drawing/2016/ink" xmlns:am3d="http://schemas.microsoft.com/office/drawing/2017/model3d" xmlns:o="urn:schemas-microsoft-com:office:office" xmlns:oel="http://schemas.microsoft.com/office/2019/extlst" xmlns:r="http://schemas.openxmlformats.org/officeDocument/2006/relationships" xmlns:m="http://schemas.openxmlformats.org/officeDocument/2006/math" xmlns:v="urn:schemas-microsoft-com:vml" xmlns:wp14="http://schemas.microsoft.com/office/word/2010/wordprocessingDrawing" xmlns:wp="http://schemas.openxmlformats.org/drawingml/2006/wordprocessingDrawing" xmlns:w10="urn:schemas-microsoft-com:office:word" xmlns:w="http://schemas.openxmlformats.org/wordprocessingml/2006/main" xmlns:w14="http://schemas.microsoft.com/office/word/2010/wordml" xmlns:w15="http://schemas.microsoft.com/office/word/2012/wordml" xmlns:w16cex="http://schemas.microsoft.com/office/word/2018/wordml/cex" xmlns:w16cid="http://schemas.microsoft.com/office/word/2016/wordml/cid" xmlns:w16="http://schemas.microsoft.com/office/word/2018/wordml" xmlns:w16du="http://schemas.microsoft.com/office/word/2023/wordml/word16du" xmlns:w16sdtdh="http://schemas.microsoft.com/office/word/2020/wordml/sdtdatahash" xmlns:w16sdtfl="http://schemas.microsoft.com/office/word/2024/wordml/sdtformatlock" xmlns:w16se="http://schemas.microsoft.com/office/word/2015/wordml/symex" xmlns:wpg="http://schemas.microsoft.com/office/word/2010/wordprocessingGroup" xmlns:wpi="http://schemas.microsoft.com/office/word/2010/wordprocessingInk" xmlns:wne="http://schemas.microsoft.com/office/word/2006/wordml" xmlns:wps="http://schemas.microsoft.com/office/word/2010/wordprocessingShape" mc:Ignorable="w14 w15 w16se w16cid w16 w16cex w16sdtdh w16sdtfl w16du wp14">
   <w:abstractNum w:abstractNumId="0" w15:restartNumberingAfterBreak="0">
     <w:nsid w:val="7BAC35D0"/>
     <w:multiLevelType w:val="hybridMultilevel"/>
@@ -485,7 +594,7 @@
         <w:ind w:left="720" w:hanging="360"/>
       </w:pPr>
       <w:rPr>
-        <w:rFonts w:hint="default" w:ascii="Symbol" w:hAnsi="Symbol"/>
+        <w:rFonts w:ascii="Symbol" w:hAnsi="Symbol" w:hint="default"/>
       </w:rPr>
     </w:lvl>
     <w:lvl w:ilvl="1" w:tplc="04090003" w:tentative="1">
@@ -497,7 +606,7 @@
         <w:ind w:left="1440" w:hanging="360"/>
       </w:pPr>
       <w:rPr>
-        <w:rFonts w:hint="default" w:ascii="Courier New" w:hAnsi="Courier New" w:cs="Courier New"/>
+        <w:rFonts w:ascii="Courier New" w:hAnsi="Courier New" w:cs="Courier New" w:hint="default"/>
       </w:rPr>
     </w:lvl>
     <w:lvl w:ilvl="2" w:tplc="04090005" w:tentative="1">
@@ -509,7 +618,7 @@
         <w:ind w:left="2160" w:hanging="360"/>
       </w:pPr>
       <w:rPr>
-        <w:rFonts w:hint="default" w:ascii="Wingdings" w:hAnsi="Wingdings"/>
+        <w:rFonts w:ascii="Wingdings" w:hAnsi="Wingdings" w:hint="default"/>
       </w:rPr>
     </w:lvl>
     <w:lvl w:ilvl="3" w:tplc="04090001" w:tentative="1">
@@ -521,7 +630,7 @@
         <w:ind w:left="2880" w:hanging="360"/>
       </w:pPr>
       <w:rPr>
-        <w:rFonts w:hint="default" w:ascii="Symbol" w:hAnsi="Symbol"/>
+        <w:rFonts w:ascii="Symbol" w:hAnsi="Symbol" w:hint="default"/>
       </w:rPr>
     </w:lvl>
     <w:lvl w:ilvl="4" w:tplc="04090003" w:tentative="1">
@@ -533,7 +642,7 @@
         <w:ind w:left="3600" w:hanging="360"/>
       </w:pPr>
       <w:rPr>
-        <w:rFonts w:hint="default" w:ascii="Courier New" w:hAnsi="Courier New" w:cs="Courier New"/>
+        <w:rFonts w:ascii="Courier New" w:hAnsi="Courier New" w:cs="Courier New" w:hint="default"/>
       </w:rPr>
     </w:lvl>
     <w:lvl w:ilvl="5" w:tplc="04090005" w:tentative="1">
@@ -545,7 +654,7 @@
         <w:ind w:left="4320" w:hanging="360"/>
       </w:pPr>
       <w:rPr>
-        <w:rFonts w:hint="default" w:ascii="Wingdings" w:hAnsi="Wingdings"/>
+        <w:rFonts w:ascii="Wingdings" w:hAnsi="Wingdings" w:hint="default"/>
       </w:rPr>
     </w:lvl>
     <w:lvl w:ilvl="6" w:tplc="04090001" w:tentative="1">
@@ -557,7 +666,7 @@
         <w:ind w:left="5040" w:hanging="360"/>
       </w:pPr>
       <w:rPr>
-        <w:rFonts w:hint="default" w:ascii="Symbol" w:hAnsi="Symbol"/>
+        <w:rFonts w:ascii="Symbol" w:hAnsi="Symbol" w:hint="default"/>
       </w:rPr>
     </w:lvl>
     <w:lvl w:ilvl="7" w:tplc="04090003" w:tentative="1">
@@ -569,7 +678,7 @@
         <w:ind w:left="5760" w:hanging="360"/>
       </w:pPr>
       <w:rPr>
-        <w:rFonts w:hint="default" w:ascii="Courier New" w:hAnsi="Courier New" w:cs="Courier New"/>
+        <w:rFonts w:ascii="Courier New" w:hAnsi="Courier New" w:cs="Courier New" w:hint="default"/>
       </w:rPr>
     </w:lvl>
     <w:lvl w:ilvl="8" w:tplc="04090005" w:tentative="1">
@@ -581,7 +690,7 @@
         <w:ind w:left="6480" w:hanging="360"/>
       </w:pPr>
       <w:rPr>
-        <w:rFonts w:hint="default" w:ascii="Wingdings" w:hAnsi="Wingdings"/>
+        <w:rFonts w:ascii="Wingdings" w:hAnsi="Wingdings" w:hint="default"/>
       </w:rPr>
     </w:lvl>
   </w:abstractNum>
@@ -592,11 +701,11 @@
 </file>
 
 <file path=word/styles.xml><?xml version="1.0" encoding="utf-8"?>
-<w:styles xmlns:mc="http://schemas.openxmlformats.org/markup-compatibility/2006" xmlns:r="http://schemas.openxmlformats.org/officeDocument/2006/relationships" xmlns:w="http://schemas.openxmlformats.org/wordprocessingml/2006/main" xmlns:w14="http://schemas.microsoft.com/office/word/2010/wordml" xmlns:w15="http://schemas.microsoft.com/office/word/2012/wordml" xmlns:w16cex="http://schemas.microsoft.com/office/word/2018/wordml/cex" xmlns:w16cid="http://schemas.microsoft.com/office/word/2016/wordml/cid" xmlns:w16="http://schemas.microsoft.com/office/word/2018/wordml" xmlns:w16du="http://schemas.microsoft.com/office/word/2023/wordml/word16du" xmlns:w16sdtdh="http://schemas.microsoft.com/office/word/2020/wordml/sdtdatahash" xmlns:w16se="http://schemas.microsoft.com/office/word/2015/wordml/symex" mc:Ignorable="w14 w15 w16se w16cid w16 w16cex w16sdtdh w16du">
+<w:styles xmlns:mc="http://schemas.openxmlformats.org/markup-compatibility/2006" xmlns:r="http://schemas.openxmlformats.org/officeDocument/2006/relationships" xmlns:w="http://schemas.openxmlformats.org/wordprocessingml/2006/main" xmlns:w14="http://schemas.microsoft.com/office/word/2010/wordml" xmlns:w15="http://schemas.microsoft.com/office/word/2012/wordml" xmlns:w16cex="http://schemas.microsoft.com/office/word/2018/wordml/cex" xmlns:w16cid="http://schemas.microsoft.com/office/word/2016/wordml/cid" xmlns:w16="http://schemas.microsoft.com/office/word/2018/wordml" xmlns:w16du="http://schemas.microsoft.com/office/word/2023/wordml/word16du" xmlns:w16sdtdh="http://schemas.microsoft.com/office/word/2020/wordml/sdtdatahash" xmlns:w16sdtfl="http://schemas.microsoft.com/office/word/2024/wordml/sdtformatlock" xmlns:w16se="http://schemas.microsoft.com/office/word/2015/wordml/symex" mc:Ignorable="w14 w15 w16se w16cid w16 w16cex w16sdtdh w16sdtfl w16du">
   <w:docDefaults>
     <w:rPrDefault>
       <w:rPr>
-        <w:rFonts w:eastAsia="SimSun" w:asciiTheme="minorHAnsi" w:hAnsiTheme="minorHAnsi" w:cstheme="minorBidi"/>
+        <w:rFonts w:asciiTheme="minorHAnsi" w:eastAsia="SimSun" w:hAnsiTheme="minorHAnsi" w:cstheme="minorBidi"/>
         <w:sz w:val="22"/>
         <w:szCs w:val="22"/>
         <w:lang w:val="en-US" w:eastAsia="en-US" w:bidi="ar-SA"/>
@@ -611,14 +720,14 @@
   <w:latentStyles w:defLockedState="0" w:defUIPriority="99" w:defSemiHidden="0" w:defUnhideWhenUsed="0" w:defQFormat="0" w:count="376">
     <w:lsdException w:name="Normal" w:uiPriority="0" w:qFormat="1"/>
     <w:lsdException w:name="heading 1" w:uiPriority="9" w:qFormat="1"/>
-    <w:lsdException w:name="heading 2" w:uiPriority="9" w:semiHidden="1" w:unhideWhenUsed="1" w:qFormat="1"/>
-    <w:lsdException w:name="heading 3" w:uiPriority="9" w:semiHidden="1" w:unhideWhenUsed="1" w:qFormat="1"/>
-    <w:lsdException w:name="heading 4" w:uiPriority="9" w:semiHidden="1" w:unhideWhenUsed="1" w:qFormat="1"/>
-    <w:lsdException w:name="heading 5" w:uiPriority="9" w:semiHidden="1" w:unhideWhenUsed="1" w:qFormat="1"/>
-    <w:lsdException w:name="heading 6" w:uiPriority="9" w:semiHidden="1" w:unhideWhenUsed="1" w:qFormat="1"/>
-    <w:lsdException w:name="heading 7" w:uiPriority="9" w:semiHidden="1" w:unhideWhenUsed="1" w:qFormat="1"/>
-    <w:lsdException w:name="heading 8" w:uiPriority="9" w:semiHidden="1" w:unhideWhenUsed="1" w:qFormat="1"/>
-    <w:lsdException w:name="heading 9" w:uiPriority="9" w:semiHidden="1" w:unhideWhenUsed="1" w:qFormat="1"/>
+    <w:lsdException w:name="heading 2" w:semiHidden="1" w:uiPriority="9" w:unhideWhenUsed="1" w:qFormat="1"/>
+    <w:lsdException w:name="heading 3" w:semiHidden="1" w:uiPriority="9" w:unhideWhenUsed="1" w:qFormat="1"/>
+    <w:lsdException w:name="heading 4" w:semiHidden="1" w:uiPriority="9" w:unhideWhenUsed="1" w:qFormat="1"/>
+    <w:lsdException w:name="heading 5" w:semiHidden="1" w:uiPriority="9" w:unhideWhenUsed="1" w:qFormat="1"/>
+    <w:lsdException w:name="heading 6" w:semiHidden="1" w:uiPriority="9" w:unhideWhenUsed="1" w:qFormat="1"/>
+    <w:lsdException w:name="heading 7" w:semiHidden="1" w:uiPriority="9" w:unhideWhenUsed="1" w:qFormat="1"/>
+    <w:lsdException w:name="heading 8" w:semiHidden="1" w:uiPriority="9" w:unhideWhenUsed="1" w:qFormat="1"/>
+    <w:lsdException w:name="heading 9" w:semiHidden="1" w:uiPriority="9" w:unhideWhenUsed="1" w:qFormat="1"/>
     <w:lsdException w:name="index 1" w:semiHidden="1" w:unhideWhenUsed="1"/>
     <w:lsdException w:name="index 2" w:semiHidden="1" w:unhideWhenUsed="1"/>
     <w:lsdException w:name="index 3" w:semiHidden="1" w:unhideWhenUsed="1"/>
@@ -628,22 +737,22 @@
     <w:lsdException w:name="index 7" w:semiHidden="1" w:unhideWhenUsed="1"/>
     <w:lsdException w:name="index 8" w:semiHidden="1" w:unhideWhenUsed="1"/>
     <w:lsdException w:name="index 9" w:semiHidden="1" w:unhideWhenUsed="1"/>
-    <w:lsdException w:name="toc 1" w:uiPriority="39" w:semiHidden="1" w:unhideWhenUsed="1"/>
-    <w:lsdException w:name="toc 2" w:uiPriority="39" w:semiHidden="1" w:unhideWhenUsed="1"/>
-    <w:lsdException w:name="toc 3" w:uiPriority="39" w:semiHidden="1" w:unhideWhenUsed="1"/>
-    <w:lsdException w:name="toc 4" w:uiPriority="39" w:semiHidden="1" w:unhideWhenUsed="1"/>
-    <w:lsdException w:name="toc 5" w:uiPriority="39" w:semiHidden="1" w:unhideWhenUsed="1"/>
-    <w:lsdException w:name="toc 6" w:uiPriority="39" w:semiHidden="1" w:unhideWhenUsed="1"/>
-    <w:lsdException w:name="toc 7" w:uiPriority="39" w:semiHidden="1" w:unhideWhenUsed="1"/>
-    <w:lsdException w:name="toc 8" w:uiPriority="39" w:semiHidden="1" w:unhideWhenUsed="1"/>
-    <w:lsdException w:name="toc 9" w:uiPriority="39" w:semiHidden="1" w:unhideWhenUsed="1"/>
+    <w:lsdException w:name="toc 1" w:semiHidden="1" w:uiPriority="39" w:unhideWhenUsed="1"/>
+    <w:lsdException w:name="toc 2" w:semiHidden="1" w:uiPriority="39" w:unhideWhenUsed="1"/>
+    <w:lsdException w:name="toc 3" w:semiHidden="1" w:uiPriority="39" w:unhideWhenUsed="1"/>
+    <w:lsdException w:name="toc 4" w:semiHidden="1" w:uiPriority="39" w:unhideWhenUsed="1"/>
+    <w:lsdException w:name="toc 5" w:semiHidden="1" w:uiPriority="39" w:unhideWhenUsed="1"/>
+    <w:lsdException w:name="toc 6" w:semiHidden="1" w:uiPriority="39" w:unhideWhenUsed="1"/>
+    <w:lsdException w:name="toc 7" w:semiHidden="1" w:uiPriority="39" w:unhideWhenUsed="1"/>
+    <w:lsdException w:name="toc 8" w:semiHidden="1" w:uiPriority="39" w:unhideWhenUsed="1"/>
+    <w:lsdException w:name="toc 9" w:semiHidden="1" w:uiPriority="39" w:unhideWhenUsed="1"/>
     <w:lsdException w:name="Normal Indent" w:semiHidden="1" w:unhideWhenUsed="1"/>
     <w:lsdException w:name="footnote text" w:semiHidden="1" w:unhideWhenUsed="1"/>
     <w:lsdException w:name="annotation text" w:semiHidden="1" w:unhideWhenUsed="1"/>
     <w:lsdException w:name="header" w:semiHidden="1" w:unhideWhenUsed="1"/>
     <w:lsdException w:name="footer" w:semiHidden="1" w:unhideWhenUsed="1"/>
     <w:lsdException w:name="index heading" w:semiHidden="1" w:unhideWhenUsed="1"/>
-    <w:lsdException w:name="caption" w:uiPriority="35" w:semiHidden="1" w:unhideWhenUsed="1" w:qFormat="1"/>
+    <w:lsdException w:name="caption" w:semiHidden="1" w:uiPriority="35" w:unhideWhenUsed="1" w:qFormat="1"/>
     <w:lsdException w:name="table of figures" w:semiHidden="1" w:unhideWhenUsed="1"/>
     <w:lsdException w:name="envelope address" w:semiHidden="1" w:unhideWhenUsed="1"/>
     <w:lsdException w:name="envelope return" w:semiHidden="1" w:unhideWhenUsed="1"/>
@@ -674,7 +783,7 @@
     <w:lsdException w:name="Title" w:uiPriority="10" w:qFormat="1"/>
     <w:lsdException w:name="Closing" w:semiHidden="1" w:unhideWhenUsed="1"/>
     <w:lsdException w:name="Signature" w:semiHidden="1" w:unhideWhenUsed="1"/>
-    <w:lsdException w:name="Default Paragraph Font" w:uiPriority="1" w:semiHidden="1" w:unhideWhenUsed="1"/>
+    <w:lsdException w:name="Default Paragraph Font" w:semiHidden="1" w:uiPriority="1" w:unhideWhenUsed="1"/>
     <w:lsdException w:name="Body Text" w:semiHidden="1" w:unhideWhenUsed="1"/>
     <w:lsdException w:name="Body Text Indent" w:semiHidden="1" w:unhideWhenUsed="1"/>
     <w:lsdException w:name="List Continue" w:semiHidden="1" w:unhideWhenUsed="1"/>
@@ -874,8 +983,8 @@
     <w:lsdException w:name="Subtle Reference" w:uiPriority="31" w:qFormat="1"/>
     <w:lsdException w:name="Intense Reference" w:uiPriority="32" w:qFormat="1"/>
     <w:lsdException w:name="Book Title" w:uiPriority="33" w:qFormat="1"/>
-    <w:lsdException w:name="Bibliography" w:uiPriority="37" w:semiHidden="1" w:unhideWhenUsed="1"/>
-    <w:lsdException w:name="TOC Heading" w:uiPriority="39" w:semiHidden="1" w:unhideWhenUsed="1" w:qFormat="1"/>
+    <w:lsdException w:name="Bibliography" w:semiHidden="1" w:uiPriority="37" w:unhideWhenUsed="1"/>
+    <w:lsdException w:name="TOC Heading" w:semiHidden="1" w:uiPriority="39" w:unhideWhenUsed="1" w:qFormat="1"/>
     <w:lsdException w:name="Plain Table 1" w:uiPriority="41"/>
     <w:lsdException w:name="Plain Table 2" w:uiPriority="42"/>
     <w:lsdException w:name="Plain Table 3" w:uiPriority="43"/>
@@ -986,7 +1095,7 @@
     <w:lsdException w:name="Unresolved Mention" w:semiHidden="1" w:unhideWhenUsed="1"/>
     <w:lsdException w:name="Smart Link" w:semiHidden="1" w:unhideWhenUsed="1"/>
   </w:latentStyles>
-  <w:style w:type="paragraph" w:styleId="Normal" w:default="1">
+  <w:style w:type="paragraph" w:default="1" w:styleId="Normal">
     <w:name w:val="Normal"/>
     <w:qFormat/>
   </w:style>
@@ -1005,7 +1114,7 @@
       <w:outlineLvl w:val="0"/>
     </w:pPr>
     <w:rPr>
-      <w:rFonts w:asciiTheme="majorHAnsi" w:hAnsiTheme="majorHAnsi" w:eastAsiaTheme="majorEastAsia" w:cstheme="majorBidi"/>
+      <w:rFonts w:asciiTheme="majorHAnsi" w:eastAsiaTheme="majorEastAsia" w:hAnsiTheme="majorHAnsi" w:cstheme="majorBidi"/>
       <w:color w:val="2E74B5" w:themeColor="accent1" w:themeShade="BF"/>
       <w:sz w:val="32"/>
       <w:szCs w:val="32"/>
@@ -1023,7 +1132,7 @@
       <w:outlineLvl w:val="1"/>
     </w:pPr>
     <w:rPr>
-      <w:rFonts w:ascii="Times New Roman" w:hAnsi="Times New Roman" w:eastAsia="Times New Roman" w:cs="Times New Roman"/>
+      <w:rFonts w:ascii="Times New Roman" w:eastAsia="Times New Roman" w:hAnsi="Times New Roman" w:cs="Times New Roman"/>
       <w:b/>
       <w:bCs/>
       <w:sz w:val="36"/>
@@ -1047,19 +1156,19 @@
       <w:outlineLvl w:val="3"/>
     </w:pPr>
     <w:rPr>
-      <w:rFonts w:asciiTheme="majorHAnsi" w:hAnsiTheme="majorHAnsi" w:eastAsiaTheme="majorEastAsia" w:cstheme="majorBidi"/>
+      <w:rFonts w:asciiTheme="majorHAnsi" w:eastAsiaTheme="majorEastAsia" w:hAnsiTheme="majorHAnsi" w:cstheme="majorBidi"/>
       <w:i/>
       <w:iCs/>
       <w:color w:val="2E74B5" w:themeColor="accent1" w:themeShade="BF"/>
     </w:rPr>
   </w:style>
-  <w:style w:type="character" w:styleId="DefaultParagraphFont" w:default="1">
+  <w:style w:type="character" w:default="1" w:styleId="DefaultParagraphFont">
     <w:name w:val="Default Paragraph Font"/>
     <w:uiPriority w:val="1"/>
     <w:semiHidden/>
     <w:unhideWhenUsed/>
   </w:style>
-  <w:style w:type="table" w:styleId="TableNormal" w:default="1">
+  <w:style w:type="table" w:default="1" w:styleId="TableNormal">
     <w:name w:val="Normal Table"/>
     <w:uiPriority w:val="99"/>
     <w:semiHidden/>
@@ -1074,20 +1183,20 @@
       </w:tblCellMar>
     </w:tblPr>
   </w:style>
-  <w:style w:type="numbering" w:styleId="NoList" w:default="1">
+  <w:style w:type="numbering" w:default="1" w:styleId="NoList">
     <w:name w:val="No List"/>
     <w:uiPriority w:val="99"/>
     <w:semiHidden/>
     <w:unhideWhenUsed/>
   </w:style>
-  <w:style w:type="character" w:styleId="Heading2Char" w:customStyle="1">
+  <w:style w:type="character" w:customStyle="1" w:styleId="Heading2Char">
     <w:name w:val="Heading 2 Char"/>
     <w:basedOn w:val="DefaultParagraphFont"/>
     <w:link w:val="Heading2"/>
     <w:uiPriority w:val="9"/>
     <w:rsid w:val="0095716A"/>
     <w:rPr>
-      <w:rFonts w:ascii="Times New Roman" w:hAnsi="Times New Roman" w:eastAsia="Times New Roman" w:cs="Times New Roman"/>
+      <w:rFonts w:ascii="Times New Roman" w:eastAsia="Times New Roman" w:hAnsi="Times New Roman" w:cs="Times New Roman"/>
       <w:b/>
       <w:bCs/>
       <w:sz w:val="36"/>
@@ -1105,7 +1214,7 @@
       <w:contextualSpacing/>
     </w:pPr>
   </w:style>
-  <w:style w:type="character" w:styleId="Heading4Char" w:customStyle="1">
+  <w:style w:type="character" w:customStyle="1" w:styleId="Heading4Char">
     <w:name w:val="Heading 4 Char"/>
     <w:basedOn w:val="DefaultParagraphFont"/>
     <w:link w:val="Heading4"/>
@@ -1113,20 +1222,20 @@
     <w:semiHidden/>
     <w:rsid w:val="00175BFA"/>
     <w:rPr>
-      <w:rFonts w:asciiTheme="majorHAnsi" w:hAnsiTheme="majorHAnsi" w:eastAsiaTheme="majorEastAsia" w:cstheme="majorBidi"/>
+      <w:rFonts w:asciiTheme="majorHAnsi" w:eastAsiaTheme="majorEastAsia" w:hAnsiTheme="majorHAnsi" w:cstheme="majorBidi"/>
       <w:i/>
       <w:iCs/>
       <w:color w:val="2E74B5" w:themeColor="accent1" w:themeShade="BF"/>
     </w:rPr>
   </w:style>
-  <w:style w:type="character" w:styleId="Heading1Char" w:customStyle="1">
+  <w:style w:type="character" w:customStyle="1" w:styleId="Heading1Char">
     <w:name w:val="Heading 1 Char"/>
     <w:basedOn w:val="DefaultParagraphFont"/>
     <w:link w:val="Heading1"/>
     <w:uiPriority w:val="9"/>
     <w:rsid w:val="009A087D"/>
     <w:rPr>
-      <w:rFonts w:asciiTheme="majorHAnsi" w:hAnsiTheme="majorHAnsi" w:eastAsiaTheme="majorEastAsia" w:cstheme="majorBidi"/>
+      <w:rFonts w:asciiTheme="majorHAnsi" w:eastAsiaTheme="majorEastAsia" w:hAnsiTheme="majorHAnsi" w:cstheme="majorBidi"/>
       <w:color w:val="2E74B5" w:themeColor="accent1" w:themeShade="BF"/>
       <w:sz w:val="32"/>
       <w:szCs w:val="32"/>
@@ -1141,7 +1250,7 @@
     <w:rsid w:val="00E55B97"/>
     <w:pPr>
       <w:pBdr>
-        <w:bottom w:val="single" w:color="auto" w:sz="6" w:space="1"/>
+        <w:bottom w:val="single" w:sz="6" w:space="1" w:color="auto"/>
       </w:pBdr>
       <w:tabs>
         <w:tab w:val="center" w:pos="4153"/>
@@ -1156,7 +1265,7 @@
       <w:szCs w:val="18"/>
     </w:rPr>
   </w:style>
-  <w:style w:type="character" w:styleId="HeaderChar" w:customStyle="1">
+  <w:style w:type="character" w:customStyle="1" w:styleId="HeaderChar">
     <w:name w:val="Header Char"/>
     <w:basedOn w:val="DefaultParagraphFont"/>
     <w:link w:val="Header"/>
@@ -1187,7 +1296,7 @@
       <w:szCs w:val="18"/>
     </w:rPr>
   </w:style>
-  <w:style w:type="character" w:styleId="FooterChar" w:customStyle="1">
+  <w:style w:type="character" w:customStyle="1" w:styleId="FooterChar">
     <w:name w:val="Footer Char"/>
     <w:basedOn w:val="DefaultParagraphFont"/>
     <w:link w:val="Footer"/>
@@ -1198,12 +1307,12 @@
       <w:szCs w:val="18"/>
     </w:rPr>
   </w:style>
-  <w:style w:type="character" w:styleId="normaltextrun" w:customStyle="1">
+  <w:style w:type="character" w:customStyle="1" w:styleId="normaltextrun">
     <w:name w:val="normaltextrun"/>
     <w:basedOn w:val="DefaultParagraphFont"/>
     <w:rsid w:val="00B2678B"/>
   </w:style>
-  <w:style w:type="paragraph" w:styleId="paragraph" w:customStyle="1">
+  <w:style w:type="paragraph" w:customStyle="1" w:styleId="paragraph">
     <w:name w:val="paragraph"/>
     <w:basedOn w:val="Normal"/>
     <w:rsid w:val="00B2678B"/>
@@ -1211,12 +1320,12 @@
       <w:spacing w:before="100" w:beforeAutospacing="1" w:after="100" w:afterAutospacing="1" w:line="240" w:lineRule="auto"/>
     </w:pPr>
     <w:rPr>
-      <w:rFonts w:ascii="Times New Roman" w:hAnsi="Times New Roman" w:eastAsia="Times New Roman" w:cs="Times New Roman"/>
+      <w:rFonts w:ascii="Times New Roman" w:eastAsia="Times New Roman" w:hAnsi="Times New Roman" w:cs="Times New Roman"/>
       <w:sz w:val="24"/>
       <w:szCs w:val="24"/>
     </w:rPr>
   </w:style>
-  <w:style w:type="character" w:styleId="eop" w:customStyle="1">
+  <w:style w:type="character" w:customStyle="1" w:styleId="eop">
     <w:name w:val="eop"/>
     <w:basedOn w:val="DefaultParagraphFont"/>
     <w:rsid w:val="00B2678B"/>
